--- a/Cover_Letters/Shinoy_Jobster_Medewerker_Binnendienst___Softwaretester_Cover_Letter.docx
+++ b/Cover_Letters/Shinoy_Jobster_Medewerker_Binnendienst___Softwaretester_Cover_Letter.docx
@@ -14,7 +14,7 @@
     </w:p>
     <w:p>
       <w:r>
-        <w:t>September 18, 2026</w:t>
+        <w:t>September 22, 2026</w:t>
       </w:r>
     </w:p>
     <w:p>
@@ -35,12 +35,12 @@
     </w:p>
     <w:p>
       <w:r>
-        <w:t>Your opening for a Softwaretester caught my attention because it combines analytical problem-solving with hands-on software quality checks. Throughout my career as a QA engineer, I have focused on finding bugs, validating new features, and making sure software runs reliably before it reaches users. I am comfortable working in environments where communication and quick learning are just as important as technical skill.</w:t>
+        <w:t>I read about your software testing and support roles with great interest. Throughout my career in quality assurance, I have spent a lot of time analyzing system functionality, tracking defects, and working closely with teams to make sure software works smoothly for users. I am comfortable digging into details, picking up new systems quickly, and communicating clearly with colleagues and clients alike.</w:t>
       </w:r>
     </w:p>
     <w:p>
       <w:r>
-        <w:t>Working from your office in Dordrecht sounds like a great setting to put my testing experience to work and help your team maintain high standards for your software solutions.</w:t>
+        <w:t>Working at your office in Dordrecht sounds like a great fit for my background in software testing and my practical approach to problem-solving. I am ready to bring my analytical mindset and testing experience to your team.</w:t>
       </w:r>
     </w:p>
     <w:p>
